--- a/en/wisdom-stories/teacher-hello-do-you-remember-me.docx
+++ b/en/wisdom-stories/teacher-hello-do-you-remember-me.docx
@@ -3,93 +3,151 @@
 <w:document xmlns:wpc="http://schemas.microsoft.com/office/word/2010/wordprocessingCanvas" xmlns:mo="http://schemas.microsoft.com/office/mac/office/2008/main" xmlns:mc="http://schemas.openxmlformats.org/markup-compatibility/2006" xmlns:mv="urn:schemas-microsoft-com:mac:vml" xmlns:o="urn:schemas-microsoft-com:office:office" xmlns:r="http://schemas.openxmlformats.org/officeDocument/2006/relationships" xmlns:m="http://schemas.openxmlformats.org/officeDocument/2006/math" xmlns:v="urn:schemas-microsoft-com:vml" xmlns:wp14="http://schemas.microsoft.com/office/word/2010/wordprocessingDrawing" xmlns:wp="http://schemas.openxmlformats.org/drawingml/2006/wordprocessingDrawing" xmlns:w10="urn:schemas-microsoft-com:office:word" xmlns:w="http://schemas.openxmlformats.org/wordprocessingml/2006/main" xmlns:w14="http://schemas.microsoft.com/office/word/2010/wordml" xmlns:wpg="http://schemas.microsoft.com/office/word/2010/wordprocessingGroup" xmlns:wpi="http://schemas.microsoft.com/office/word/2010/wordprocessingInk" xmlns:wne="http://schemas.microsoft.com/office/word/2006/wordml" xmlns:wps="http://schemas.microsoft.com/office/word/2010/wordprocessingShape" mc:Ignorable="w14 wp14">
   <w:body>
     <w:p>
+      <w:pPr>
+        <w:pStyle w:val="Title"/>
+      </w:pPr>
       <w:r>
-        <w:t>Teacher, Hello — Do You Remember Me?</w:t>
+        <w:t>Do You Remember Me?</w:t>
       </w:r>
     </w:p>
     <w:p>
+      <w:pPr>
+        <w:spacing w:after="80"/>
+      </w:pPr>
       <w:r>
-        <w:t>— Teacher, hello! Do you remember me? You were once my teacher at school.</w:t>
+        <w:t>“Hello! Do you remember me? You taught me at school.”</w:t>
       </w:r>
     </w:p>
     <w:p>
+      <w:pPr>
+        <w:spacing w:after="80"/>
+      </w:pPr>
       <w:r>
-        <w:t>— Yes, I remember. You were my pupil in primary school. I’m glad to see you again after so many years. What do you do?</w:t>
+        <w:t>“Yes, in primary school. How good to see you after so many years. What do you do now?”</w:t>
       </w:r>
     </w:p>
     <w:p>
+      <w:pPr>
+        <w:spacing w:after="80"/>
+      </w:pPr>
       <w:r>
-        <w:t>— I’m very glad to see you too. I have become a teacher like you.</w:t>
+        <w:t>“I’m a teacher, like you.”</w:t>
       </w:r>
     </w:p>
     <w:p>
+      <w:pPr>
+        <w:spacing w:after="80"/>
+      </w:pPr>
       <w:r>
-        <w:t>— Wonderful. Why did you decide to become a teacher?</w:t>
+        <w:t>“Wonderful. What made you choose teaching?”</w:t>
       </w:r>
     </w:p>
     <w:p>
+      <w:pPr>
+        <w:spacing w:after="80"/>
+      </w:pPr>
       <w:r>
-        <w:t>— Because you once inspired me as a teacher; you were an example in life. So I decided to become a teacher too — to help children grow and to inspire them to succeed.</w:t>
+        <w:t>“You did. I wanted to help children grow and find confidence, as you helped me.”</w:t>
       </w:r>
     </w:p>
     <w:p>
+      <w:pPr>
+        <w:spacing w:after="80"/>
+      </w:pPr>
       <w:r>
-        <w:t>— I’m glad you think so and chose teaching. But you said I inspired you and was an example. What exactly do you mean?</w:t>
+        <w:t>“I’m glad to hear that. Was there something in particular?”</w:t>
       </w:r>
     </w:p>
     <w:p>
+      <w:pPr/>
       <w:r>
-        <w:t>— When you taught us, one boy in the class had been given a fine watch by his parents. My parents could not afford one for me. I liked the watch very much, and one day at the long break I stole it from his pocket. After the break he told you it had been stolen. You asked the class to return it. When no one spoke, you closed the door and said you would search all the boys’ pockets. I thought to myself that this would be the most shameful moment of my life.</w:t>
+        <w:t>“One boy in our class had a beautiful watch. My parents couldn’t afford one, and I wanted it badly. During a break, I stole it from his pocket. When he reported it missing, you asked for it back. No one answered. You closed the door and told all the boys you would search their pockets. I thought my life was over.</w:t>
       </w:r>
     </w:p>
     <w:p>
+      <w:pPr/>
       <w:r>
-        <w:t>The boys lined up along the wall; you told everyone to cover their eyes with their hands. One by one you checked every pocket. But after you took the watch from my pocket, you went on checking the others, and in the end you told no one who had stolen it. All year you said not a word of it to me or to my parents. You simply returned the watch to its owner. That day you did not let my dignity be crushed; you kept me from being branded a “thief” or a “liar” for a childish act, and you forgave me.</w:t>
+        <w:t>“You lined us up and asked us to cover our eyes. After finding the watch in my pocket, you kept searching everyone else. Then you returned it without saying who had taken it. You never mentioned it to me or my parents. You let me learn from what I’d done without being labeled a thief for the rest of my childhood.</w:t>
       </w:r>
     </w:p>
     <w:p>
+      <w:pPr/>
       <w:r>
-        <w:t>That event was a great lesson for me. I understood that a true teacher is not only one who gives knowledge, but one who instills right values — who does not merely punish a mistake, but teaches learning from it, and who binds the pupil to life. At that very moment I decided that one day I too would be a teacher like you.</w:t>
+        <w:t>“That taught me what a teacher can be: someone who guides a child through a mistake while protecting their dignity. I decided to become that kind of teacher.”</w:t>
       </w:r>
     </w:p>
     <w:p>
+      <w:pPr>
+        <w:spacing w:after="80"/>
+      </w:pPr>
       <w:r>
         <w:t>The teacher listened and was astonished. The young man asked:</w:t>
       </w:r>
     </w:p>
     <w:p>
+      <w:pPr>
+        <w:spacing w:after="80"/>
+      </w:pPr>
       <w:r>
-        <w:t>— Don’t you remember this? Have you forgotten that you took that watch from my pocket?</w:t>
+        <w:t>“Don’t you remember finding the watch in my pocket?”</w:t>
       </w:r>
     </w:p>
     <w:p>
+      <w:pPr>
+        <w:spacing w:after="80"/>
+      </w:pPr>
       <w:r>
-        <w:t>— I remember the incident; I simply did not know the watch had come from your pocket.</w:t>
+        <w:t>“I remember the incident, but I didn’t know you had taken it.”</w:t>
       </w:r>
     </w:p>
     <w:p>
+      <w:pPr>
+        <w:spacing w:after="80"/>
+      </w:pPr>
       <w:r>
-        <w:t>— How could you not know? You found it in my pocket yourself!</w:t>
+        <w:t>“How could you not know? You found it yourself!”</w:t>
       </w:r>
     </w:p>
     <w:p>
+      <w:pPr>
+        <w:keepNext/>
+        <w:spacing w:after="80"/>
+      </w:pPr>
       <w:r>
-        <w:t>— Because when I checked the pupils’ pockets, I had closed my eyes too…</w:t>
+        <w:t>“I had closed my eyes too.”</w:t>
       </w:r>
     </w:p>
     <w:p>
+      <w:pPr>
+        <w:keepNext/>
+        <w:keepLines/>
+        <w:spacing w:before="160"/>
+      </w:pPr>
       <w:r>
-        <w:t>Moral: To protect a person’s dignity without shaming them — by closing your eyes — is true teaching. A person whose dignity is kept learns from the mistake and rises.</w:t>
+        <w:rPr>
+          <w:b/>
+        </w:rPr>
+        <w:t>Moral:</w:t>
+      </w:r>
+      <w:r>
+        <w:t xml:space="preserve"> To protect a person’s dignity without shaming them — by closing your eyes — is true teaching. A person whose dignity is kept learns from the mistake and rises.</w:t>
       </w:r>
     </w:p>
     <w:p>
+      <w:pPr>
+        <w:spacing w:after="80"/>
+      </w:pPr>
       <w:r>
-        <w:t>The story was obtained from open Internet sources.</w:t>
+        <w:rPr>
+          <w:i/>
+          <w:sz w:val="18"/>
+        </w:rPr>
+        <w:t>Source: Publicly available internet sources.</w:t>
       </w:r>
     </w:p>
     <w:sectPr>
       <w:pgSz w:w="12240" w:h="15840"/>
-      <w:pgMar w:top="1440" w:right="1800" w:bottom="1440" w:left="1800" w:header="720" w:footer="720" w:gutter="0"/>
+      <w:pgMar w:top="1080" w:right="1224" w:bottom="1080" w:left="1224" w:header="720" w:footer="720" w:gutter="0"/>
       <w:cols w:space="720"/>
       <w:docGrid w:linePitch="360"/>
     </w:sectPr>
@@ -460,6 +518,16 @@
     <w:name w:val="Normal"/>
     <w:qFormat/>
     <w:rsid w:val="00FC693F"/>
+    <w:pPr>
+      <w:widowControl/>
+      <w:spacing w:after="120" w:line="259" w:lineRule="auto"/>
+    </w:pPr>
+    <w:rPr>
+      <w:rFonts w:ascii="Arial" w:hAnsi="Arial"/>
+      <w:color w:val="000000"/>
+      <w:sz w:val="22"/>
+      <w:lang w:val="en-US"/>
+    </w:rPr>
   </w:style>
   <w:style w:type="paragraph" w:styleId="Header">
     <w:name w:val="header"/>
@@ -802,18 +870,17 @@
     <w:qFormat/>
     <w:rsid w:val="00FC693F"/>
     <w:pPr>
-      <w:pBdr>
-        <w:bottom w:val="single" w:sz="8" w:space="4" w:color="4F81BD" w:themeColor="accent1"/>
-      </w:pBdr>
-      <w:spacing w:after="300" w:line="240" w:lineRule="auto"/>
+      <w:keepNext/>
+      <w:spacing w:after="280" w:line="240" w:lineRule="auto"/>
       <w:contextualSpacing/>
     </w:pPr>
     <w:rPr>
-      <w:rFonts w:asciiTheme="majorHAnsi" w:eastAsiaTheme="majorEastAsia" w:hAnsiTheme="majorHAnsi" w:cstheme="majorBidi"/>
-      <w:color w:val="17365D" w:themeColor="text2" w:themeShade="BF"/>
+      <w:rFonts w:asciiTheme="majorHAnsi" w:eastAsiaTheme="majorEastAsia" w:hAnsiTheme="majorHAnsi" w:cstheme="majorBidi" w:ascii="Arial" w:hAnsi="Arial"/>
+      <w:b/>
+      <w:color w:val="000000"/>
       <w:spacing w:val="5"/>
       <w:kern w:val="28"/>
-      <w:sz w:val="52"/>
+      <w:sz w:val="34"/>
       <w:szCs w:val="52"/>
     </w:rPr>
   </w:style>
@@ -1289,9 +1356,6 @@
     <w:qFormat/>
     <w:rsid w:val="00FC693F"/>
     <w:pPr>
-      <w:pBdr>
-        <w:bottom w:val="single" w:sz="4" w:space="4" w:color="4F81BD" w:themeColor="accent1"/>
-      </w:pBdr>
       <w:spacing w:before="200" w:after="280"/>
       <w:ind w:left="936" w:right="936"/>
     </w:pPr>

--- a/en/wisdom-stories/teacher-hello-do-you-remember-me.docx
+++ b/en/wisdom-stories/teacher-hello-do-you-remember-me.docx
@@ -7,7 +7,7 @@
         <w:pStyle w:val="Title"/>
       </w:pPr>
       <w:r>
-        <w:t>Do You Remember Me?</w:t>
+        <w:t>Teacher, Hello — Do You Remember Me?</w:t>
       </w:r>
     </w:p>
     <w:p>
@@ -15,7 +15,7 @@
         <w:spacing w:after="80"/>
       </w:pPr>
       <w:r>
-        <w:t>“Hello! Do you remember me? You taught me at school.”</w:t>
+        <w:t>“Teacher, hello! Do you remember me? You taught me at school.”</w:t>
       </w:r>
     </w:p>
     <w:p>
@@ -31,7 +31,7 @@
         <w:spacing w:after="80"/>
       </w:pPr>
       <w:r>
-        <w:t>“I’m a teacher, like you.”</w:t>
+        <w:t>“I'm very glad to see you too. I've become a teacher like you.”</w:t>
       </w:r>
     </w:p>
     <w:p>
@@ -47,7 +47,7 @@
         <w:spacing w:after="80"/>
       </w:pPr>
       <w:r>
-        <w:t>“You did. I wanted to help children grow and find confidence, as you helped me.”</w:t>
+        <w:t>“Because you were an example to me and encouraged me to become a teacher. I wanted to help children grow and give them confidence to succeed in life.”</w:t>
       </w:r>
     </w:p>
     <w:p>
@@ -55,25 +55,25 @@
         <w:spacing w:after="80"/>
       </w:pPr>
       <w:r>
-        <w:t>“I’m glad to hear that. Was there something in particular?”</w:t>
+        <w:t>“I'm glad you think this way and chose to become a teacher. But you said I once inspired you and was an example. What exactly do you mean?”</w:t>
       </w:r>
     </w:p>
     <w:p>
       <w:pPr/>
       <w:r>
-        <w:t>“One boy in our class had a beautiful watch. My parents couldn’t afford one, and I wanted it badly. During a break, I stole it from his pocket. When he reported it missing, you asked for it back. No one answered. You closed the door and told all the boys you would search their pockets. I thought my life was over.</w:t>
+        <w:t>“One boy's parents had bought him a fine watch. My parents couldn’t afford one, and I wanted it badly. During the long break, I stole it from his pocket. When he told you his watch had been stolen, you asked for it back. No one answered. You closed the door and told all the boys you would search their pockets. I thought this would be the most shameful moment of my life.</w:t>
       </w:r>
     </w:p>
     <w:p>
       <w:pPr/>
       <w:r>
-        <w:t>“You lined us up and asked us to cover our eyes. After finding the watch in my pocket, you kept searching everyone else. Then you returned it without saying who had taken it. You never mentioned it to me or my parents. You let me learn from what I’d done without being labeled a thief for the rest of my childhood.</w:t>
+        <w:t>“You lined us up and asked us to cover our eyes. After finding the watch in my pocket, you kept searching everyone else. Then you returned it without saying who had taken it. All year you did not say a word about it to me or to my parents. That day you did not let my dignity be lowered; you kept me from being called a thief and a liar for a childish, thoughtless act, and you forgave me.</w:t>
       </w:r>
     </w:p>
     <w:p>
       <w:pPr/>
       <w:r>
-        <w:t>“That taught me what a teacher can be: someone who guides a child through a mistake while protecting their dignity. I decided to become that kind of teacher.”</w:t>
+        <w:t>“That taught me what a teacher can be: a true teacher does not only give knowledge, but instills the right values, does not punish the mistake but teaches the student to learn from it, and binds the student to life. I decided to become that kind of teacher.”</w:t>
       </w:r>
     </w:p>
     <w:p>
@@ -114,7 +114,7 @@
         <w:spacing w:after="80"/>
       </w:pPr>
       <w:r>
-        <w:t>“I had closed my eyes too.”</w:t>
+        <w:t>“Because while I was checking the students’ pockets, I had closed my eyes too.”</w:t>
       </w:r>
     </w:p>
     <w:p>
@@ -127,11 +127,9 @@
         <w:rPr>
           <w:b/>
         </w:rPr>
-        <w:t>Moral:</w:t>
+        <w:t>Moral: To protect a person’s dignity without shaming them — by closing your eyes — is true teaching. A person whose dignity is kept learns from the mistake and rises.</w:t>
       </w:r>
-      <w:r>
-        <w:t xml:space="preserve"> To protect a person’s dignity without shaming them — by closing your eyes — is true teaching. A person whose dignity is kept learns from the mistake and rises.</w:t>
-      </w:r>
+      <w:r/>
     </w:p>
     <w:p>
       <w:pPr>
@@ -142,7 +140,7 @@
           <w:i/>
           <w:sz w:val="18"/>
         </w:rPr>
-        <w:t>Source: Publicly available internet sources.</w:t>
+        <w:t>Stories are taken from open Internet sources; illustrations were created with AI.</w:t>
       </w:r>
     </w:p>
     <w:sectPr>
